--- a/reports/generated/exports/Fiyins_Dissertation.docx
+++ b/reports/generated/exports/Fiyins_Dissertation.docx
@@ -272,7 +272,7 @@
         <w:pStyle w:val="ListBullet"/>
       </w:pPr>
       <w:r>
-        <w:t>If you only want to know whether the method works on neutral, academic test assets, read Dissertation_Draft.docx Chapters 5 and 6 and stop there.</w:t>
+        <w:t>If you only want to know whether the method works on neutral, academic test assets, read Main_Dissertation_Draft.docx Chapters 5 and 6 and stop there.</w:t>
       </w:r>
     </w:p>
     <w:p>
@@ -373,7 +373,7 @@
           <w:b w:val="0"/>
           <w:i w:val="0"/>
         </w:rPr>
-        <w:t>Plainly: stay in markets when the forecast is confident and the trend is up; trim or step aside when the forecast becomes uncertain and the running portfolio value is approaching 95% of its prior all-time high. Never accept a peak-to-trough drawdown deeper than 5% on the running portfolio if it can be helped, but do not become a permanent cash position either. In the language of the academic dissertation (§3.1.5), this is a constrained optimisation problem: maximise the expected risk-adjusted return subject to a 95% high-watermark drawdown constraint. Translated into ordinary English, that's exactly what an institutional risk officer, an endowment manager, or an attentive private investor would ask their book to do.</w:t>
+        <w:t>Plainly: stay in markets when the forecast is confident and the trend is up; trim or step aside when the forecast becomes uncertain and the running portfolio value is approaching 95% of its prior all-time high. Never accept a peak-to-trough drawdown deeper than 5% on the running portfolio if it can be helped, but do not become a permanent cash position either. In the language of the academic dissertation (Section 3.1.5), this is a constrained optimisation problem: maximise the expected risk-adjusted return subject to a 95% high-watermark drawdown constraint. Translated into ordinary English, that's exactly what an institutional risk officer, an endowment manager, or an attentive private investor would ask their book to do.</w:t>
       </w:r>
     </w:p>
     <w:p>
@@ -497,7 +497,7 @@
           <w:b w:val="0"/>
           <w:i w:val="0"/>
         </w:rPr>
-        <w:t>All numbers below are unweighted means across the 70-ticker book on the 2022–2025 test window, $1,000,000 of starting capital per ticker, three random seeds for the two reinforcement-learning agents (median + IQR seed-stability bands at the extended budget are reported separately in §10.2).</w:t>
+        <w:t>All numbers below are unweighted means across the 70-ticker book on the 2022–2025 test window, $1,000,000 of starting capital per ticker, three random seeds for the two reinforcement-learning agents (median + IQR seed-stability bands at the extended budget are reported separately in Section 10.2).</w:t>
       </w:r>
     </w:p>
     <w:tbl>
@@ -8697,7 +8697,7 @@
           <w:b w:val="0"/>
           <w:i w:val="0"/>
         </w:rPr>
-        <w:t>The agent reliably outperforms on stocks and ETFs that experienced a real, deep drawdown during the test window, and reliably underperforms on stocks and ETFs that ran a strong, persistent, low-volatility uptrend with no meaningful drawdown. That is exactly the trade-off the dissertation predicts in §6.3: a drawdown-control overlay can only earn its keep when there is a drawdown to control. The mitigation — sector-aware uncertainty calibration so the overlay learns that some regimes (a Federal Reserve hike cycle, an obvious sector rotation) genuinely warrant caution while others (a textbook bull market in mega-cap tech) do not — is scheduled work for the full-time phase, and is described in §10.4 below.</w:t>
+        <w:t>The agent reliably outperforms on stocks and ETFs that experienced a real, deep drawdown during the test window, and reliably underperforms on stocks and ETFs that ran a strong, persistent, low-volatility uptrend with no meaningful drawdown. That is exactly the trade-off the dissertation predicts in Section 6.3: a drawdown-control overlay can only earn its keep when there is a drawdown to control. The mitigation — sector-aware uncertainty calibration so the overlay learns that some regimes (a Federal Reserve hike cycle, an obvious sector rotation) genuinely warrant caution while others (a textbook bull market in mega-cap tech) do not — is scheduled work for the full-time phase, and is described in Section 10.4 below.</w:t>
       </w:r>
     </w:p>
     <w:p>
@@ -8733,7 +8733,7 @@
           <w:b w:val="0"/>
           <w:i w:val="0"/>
         </w:rPr>
-        <w:t>Honest answer: no, not yet. The case study is a backtest. The 2022–2025 test window contains exactly one bear market and exactly one strong bull, and the agent's training history was the pre-2022 period. The walk-forward evidence in §6.4 of the academic dissertation is reassuring (the agent beat the baseline on all 16 (ticker, fold) cells of the four-fold out-of-time grid) but reassuring is not the same as live-tested. The plan, scheduled for August 2026, is to run the agent in shadow mode on a paper-trading account via Alpaca and report the live PnL alongside the backtest before any real-money decision.</w:t>
+        <w:t>Honest answer: no, not yet. The case study is a backtest. The 2022–2025 test window contains exactly one bear market and exactly one strong bull, and the agent's training history was the pre-2022 period. The walk-forward evidence in Section 6.4 of the academic dissertation is reassuring (the agent beat the baseline on all 16 (ticker, fold) cells of the four-fold out-of-time grid) but reassuring is not the same as live-tested. The plan, scheduled for August 2026, is to run the agent in shadow mode on a paper-trading account via Alpaca and report the live PnL alongside the backtest before any real-money decision.</w:t>
       </w:r>
     </w:p>
     <w:p>
@@ -8805,7 +8805,7 @@
         <w:pStyle w:val="ListBullet"/>
       </w:pPr>
       <w:r>
-        <w:t>Three seeds, 10,000 PPO timesteps. The Phase-1 budget. The 10-seed × 50,000-step extended budget on the eight-ticker basket (§5.5.1 of the academic dissertation) is already complete and shows the agent's headline picture improves at the extended budget; a similar 70-ticker × 10-seed × 50,000-step extended grid is scheduled on Colab GPU and will refresh the case-study numbers in this document with median + IQR bands.</w:t>
+        <w:t>Three seeds, 10,000 PPO timesteps. The Phase-1 budget. The 10-seed × 50,000-step extended budget on the eight-ticker basket (Section 5.5.1 of the academic dissertation) is already complete and shows the agent's headline picture improves at the extended budget; a similar 70-ticker × 10-seed × 50,000-step extended grid is scheduled on Colab GPU and will refresh the case-study numbers in this document with median + IQR bands.</w:t>
       </w:r>
     </w:p>
     <w:p>
@@ -8829,7 +8829,7 @@
         <w:pStyle w:val="ListBullet"/>
       </w:pPr>
       <w:r>
-        <w:t>Single-asset environment. The probabilistic agent runs on each ticker in isolation; a true multi-asset version that watches the running peak of the whole portfolio is the natural next iteration and is described in §7.2 (Future work) of the academic dissertation.</w:t>
+        <w:t>Single-asset environment. The probabilistic agent runs on each ticker in isolation; a true multi-asset version that watches the running peak of the whole portfolio is the natural next iteration and is described in Section 7.2 (Future work) of the academic dissertation.</w:t>
       </w:r>
     </w:p>
     <w:p>
@@ -8870,7 +8870,7 @@
         <w:pStyle w:val="ListBullet"/>
       </w:pPr>
       <w:r>
-        <w:t>10.1 Full extended grid on Colab GPU (mid-May 2026). 70 tickers × 10 seeds × 50,000 PPO timesteps × four walk-forward folds × 32 bootstrap-augmented training paths. The orchestrator script (experiments/run_extended_grid.py) and the Colab notebook (notebooks/extended_grid_colab.ipynb) are both already written; the grid replaces the 3-seed × 10k-step Phase-1 numbers in this document with median + inter-quartile range bands across the full grid.</w:t>
+        <w:t>10.1 Full extended grid on Colab GPU (mid-May 2026). 70 tickers × 10 seeds × 50,000 PPO timesteps × four walk-forward folds × 32 bootstrap-augmented training paths. The orchestrator script (experiments/runners/run_extended_grid.py) and the Colab notebook (notebooks/extended_grid_colab.ipynb) are both already written; the grid replaces the 3-seed × 10k-step Phase-1 numbers in this document with median + inter-quartile range bands across the full grid.</w:t>
       </w:r>
     </w:p>
     <w:p>
@@ -8878,7 +8878,7 @@
         <w:pStyle w:val="ListBullet"/>
       </w:pPr>
       <w:r>
-        <w:t>10.2 Sector-aware uncertainty calibration (early June 2026). The losses in §7.2 above are concentrated on low-uncertainty trend stocks. The current uncertainty estimator is a single global model. A sector-aware calibration — separate quantile thresholds for technology, financials, healthcare, defensives, commodities — should remove most of those losses without touching the wins.</w:t>
+        <w:t>10.2 Sector-aware uncertainty calibration (early June 2026). The losses in Section 7.2 above are concentrated on low-uncertainty trend stocks. The current uncertainty estimator is a single global model. A sector-aware calibration — separate quantile thresholds for technology, financials, healthcare, defensives, commodities — should remove most of those losses without touching the wins.</w:t>
       </w:r>
     </w:p>
     <w:p>
@@ -8938,17 +8938,17 @@
         </w:rPr>
         <w:t>source venv/bin/activate</w:t>
         <w:br/>
-        <w:t>python experiments/run_benchmarks.py        --tickers fiyins_portfolio --tag fiyins70</w:t>
+        <w:t>python experiments/runners/run_benchmarks.py        --tickers fiyins_portfolio --tag fiyins70</w:t>
         <w:br/>
-        <w:t>python experiments/run_rule_baselines.py    --tickers fiyins_portfolio --tag fiyins70</w:t>
+        <w:t>python experiments/runners/run_rule_baselines.py    --tickers fiyins_portfolio --tag fiyins70</w:t>
         <w:br/>
-        <w:t>python experiments/run_baseline.py          --tickers fiyins_portfolio --tag fiyins70</w:t>
+        <w:t>python experiments/runners/run_baseline.py          --tickers fiyins_portfolio --tag fiyins70</w:t>
         <w:br/>
-        <w:t>python experiments/run_probabilistic_agent.py --tickers fiyins_portfolio --tag fiyins70</w:t>
+        <w:t>python experiments/runners/run_probabilistic_agent.py --tickers fiyins_portfolio --tag fiyins70</w:t>
         <w:br/>
-        <w:t>python reports/build_fiyins_case_study.py        # tables + PNG charts</w:t>
+        <w:t>python reports/builders/build_fiyins_case_study.py        # tables + PNG charts</w:t>
         <w:br/>
-        <w:t>python reports/build_fiyins_dissertation_docx.py # this document</w:t>
+        <w:t>python reports/builders/build_fiyins_dissertation_docx.py # this document</w:t>
       </w:r>
     </w:p>
     <w:p>
